--- a/수행평가/디논_5-7단원_창의융합프로젝트/교사용_비공개/예시_보고서_7단원_레지스터.docx
+++ b/수행평가/디논_5-7단원_창의융합프로젝트/교사용_비공개/예시_보고서_7단원_레지스터.docx
@@ -120,66 +120,6 @@
             <w:r>
               <w:t xml:space="preserve">김철수</w:t>
             </w:r>
-          </w:p>
-        </w:tc>
-      </w:tr>
-      <w:tr>
-        <w:tc>
-          <w:tcPr>
-            <w:tcW w:w="1400" w:type="dxa"/>
-            <w:vAlign w:val="center"/>
-            <w:shd w:val="clear" w:color="auto" w:fill="EEEEEE"/>
-          </w:tcPr>
-          <w:p>
-            <w:pPr>
-              <w:spacing w:before="0" w:after="40"/>
-            </w:pPr>
-            <w:r>
-              <w:rPr>
-                <w:b/>
-              </w:rPr>
-              <w:t xml:space="preserve">반</w:t>
-            </w:r>
-          </w:p>
-        </w:tc>
-        <w:tc>
-          <w:tcPr>
-            <w:tcW w:w="3113" w:type="dxa"/>
-            <w:vAlign w:val="center"/>
-          </w:tcPr>
-          <w:p>
-            <w:pPr>
-              <w:spacing w:before="0" w:after="40"/>
-            </w:pPr>
-          </w:p>
-        </w:tc>
-        <w:tc>
-          <w:tcPr>
-            <w:tcW w:w="1400" w:type="dxa"/>
-            <w:vAlign w:val="center"/>
-            <w:shd w:val="clear" w:color="auto" w:fill="EEEEEE"/>
-          </w:tcPr>
-          <w:p>
-            <w:pPr>
-              <w:spacing w:before="0" w:after="40"/>
-            </w:pPr>
-            <w:r>
-              <w:rPr>
-                <w:b/>
-              </w:rPr>
-              <w:t xml:space="preserve">제출일</w:t>
-            </w:r>
-          </w:p>
-        </w:tc>
-        <w:tc>
-          <w:tcPr>
-            <w:tcW w:w="3113" w:type="dxa"/>
-            <w:vAlign w:val="center"/>
-          </w:tcPr>
-          <w:p>
-            <w:pPr>
-              <w:spacing w:before="0" w:after="40"/>
-            </w:pPr>
           </w:p>
         </w:tc>
       </w:tr>

--- a/수행평가/디논_5-7단원_창의융합프로젝트/교사용_비공개/예시_보고서_7단원_레지스터.docx
+++ b/수행평가/디논_5-7단원_창의융합프로젝트/교사용_비공개/예시_보고서_7단원_레지스터.docx
@@ -22,7 +22,7 @@
         <w:jc w:val="center"/>
       </w:pPr>
       <w:r>
-        <w:t xml:space="preserve">7단원 (순서 논리 회로 응용) · Tinkercad 시뮬레이터 활용</w:t>
+        <w:t xml:space="preserve">7단원 (순서 논리 회로 응용) · 직접 회로 설계(손으로 그리기) + AI·인터넷 활용</w:t>
       </w:r>
     </w:p>
     <w:p>
@@ -497,7 +497,7 @@
           <w:sz w:val="26"/>
           <w:szCs w:val="26"/>
         </w:rPr>
-        <w:t xml:space="preserve">2. AI 활용 및 검증 과정</w:t>
+        <w:t xml:space="preserve">2. AI·인터넷 활용 및 검증 과정</w:t>
       </w:r>
     </w:p>
     <w:p>
@@ -508,7 +508,7 @@
         <w:rPr>
           <w:i/>
         </w:rPr>
-        <w:t xml:space="preserve">이 프로젝트는 AI의 도움을 받아도 됩니다. 다만 발표 중 교사가 회로를 즉석에서 바꿔보라고 요청할 수 있으므로, AI가 준 내용을 얼마나 이해하고 검증했는지를 이 section과 질의응답으로 평가합니다.</w:t>
+        <w:t xml:space="preserve">이 프로젝트는 AI와 인터넷 검색의 도움을 받아도 됩니다. 다만 발표 중 교사가 회로를 즉석에서 바꿔보라고 요청할 수 있으므로, AI·인터넷에서 얻은 내용을 얼마나 이해하고 검증했는지를 이 section과 질의응답으로 평가합니다.</w:t>
       </w:r>
     </w:p>
     <w:p>
@@ -519,7 +519,7 @@
         <w:rPr>
           <w:b/>
         </w:rPr>
-        <w:t xml:space="preserve">① 어떤 AI에게 무엇을 질문했는가</w:t>
+        <w:t xml:space="preserve">① 어떤 AI에게 무엇을 질문했는가 / 인터넷에서 무엇을 검색했는가</w:t>
       </w:r>
     </w:p>
     <w:p>
@@ -549,7 +549,7 @@
         <w:rPr>
           <w:b/>
         </w:rPr>
-        <w:t xml:space="preserve">② AI 답변 중 틀렸거나 스스로 검증해서 수정한 부분</w:t>
+        <w:t xml:space="preserve">② AI 답변·검색 결과 중 틀렸거나 스스로 검증해서 수정한 부분</w:t>
       </w:r>
     </w:p>
     <w:p>
@@ -587,7 +587,7 @@
         <w:rPr>
           <w:b/>
         </w:rPr>
-        <w:t xml:space="preserve">③ AI 답변을 그대로 쓰지 않고 스스로 판단·추가한 부분</w:t>
+        <w:t xml:space="preserve">③ AI 답변·검색 결과를 그대로 쓰지 않고 스스로 판단·추가한 부분</w:t>
       </w:r>
     </w:p>
     <w:p>
@@ -598,7 +598,7 @@
         </w:pBdr>
       </w:pPr>
       <w:r>
-        <w:t xml:space="preserve">송수신 클럭을 공유하지 않으면 비트가 밀린다는 것은 AI가 알려주지 않아서, 직접 시뮬레이션하다 발견하고 스스로 고쳤다.</w:t>
+        <w:t xml:space="preserve">송수신 클럭을 공유하지 않으면 비트가 밀린다는 것은 AI가 알려주지 않아서, 직접 타이밍도를 그려보다 발견하고 스스로 고쳤다.</w:t>
       </w:r>
     </w:p>
     <w:p>
@@ -878,7 +878,7 @@
               <w:spacing w:before="0" w:after="40"/>
             </w:pPr>
             <w:r>
-              <w:t xml:space="preserve">교실 1~4의 출입 센서 상태(1=사용 중)를 시뮬레이션</w:t>
+              <w:t xml:space="preserve">교실 1~4의 출입 센서 상태(1=사용 중)를 나타냄</w:t>
             </w:r>
           </w:p>
         </w:tc>
@@ -941,7 +941,7 @@
         <w:rPr>
           <w:b/>
         </w:rPr>
-        <w:t xml:space="preserve">② 회로도 (Tinkercad 회로 캡처를 붙여넣으세요)</w:t>
+        <w:t xml:space="preserve">② 회로도 (아래 칸에 직접 손으로 그리거나, 손으로 그린 회로도를 사진으로 찍어 붙여넣으세요)</w:t>
       </w:r>
     </w:p>
     <w:tbl>
@@ -1085,7 +1085,7 @@
           <w:sz w:val="26"/>
           <w:szCs w:val="26"/>
         </w:rPr>
-        <w:t xml:space="preserve">4. Tinkercad 시뮬레이션 검증</w:t>
+        <w:t xml:space="preserve">4. 회로 동작 검증</w:t>
       </w:r>
     </w:p>
     <w:p>
@@ -1096,29 +1096,7 @@
         <w:rPr>
           <w:b/>
         </w:rPr>
-        <w:t xml:space="preserve">① Tinkercad 공유(Share) 링크</w:t>
-      </w:r>
-    </w:p>
-    <w:p>
-      <w:pPr>
-        <w:spacing w:before="0" w:after="280"/>
-        <w:pBdr>
-          <w:bottom w:val="single" w:sz="4" w:space="1" w:color="999999"/>
-        </w:pBdr>
-      </w:pPr>
-      <w:r>
-        <w:t xml:space="preserve">https://www.tinkercad.com/things/xxxxxxxxxxx</w:t>
-      </w:r>
-    </w:p>
-    <w:p>
-      <w:pPr>
-        <w:spacing w:before="160" w:after="80"/>
-      </w:pPr>
-      <w:r>
-        <w:rPr>
-          <w:b/>
-        </w:rPr>
-        <w:t xml:space="preserve">② 진리표 / 동작표 (직접 표를 그리거나 아래 표를 활용)</w:t>
+        <w:t xml:space="preserve">① 진리표 / 동작표 (직접 표를 그리거나 아래 표를 활용)</w:t>
       </w:r>
     </w:p>
     <w:tbl>
@@ -1518,7 +1496,7 @@
         <w:rPr>
           <w:b/>
         </w:rPr>
-        <w:t xml:space="preserve">③ 테스트 결과 요약 (정상 동작 여부, 발견한 문제와 해결 과정)</w:t>
+        <w:t xml:space="preserve">② 검증 결과 요약 (진리표 계산·AI/인터넷 검산 등 검증 방법, 발견한 오류와 수정 과정)</w:t>
       </w:r>
     </w:p>
     <w:p>
@@ -1588,7 +1566,7 @@
         <w:spacing w:before="0" w:after="60"/>
       </w:pPr>
       <w:r>
-        <w:t xml:space="preserve">☑  Tinkercad 시뮬레이션 시연 / 결과 제시</w:t>
+        <w:t xml:space="preserve">☑  손으로 그린 회로도 설명 / 진리표로 결과 제시</w:t>
       </w:r>
     </w:p>
     <w:p>
@@ -1604,7 +1582,7 @@
         <w:spacing w:before="0" w:after="60"/>
       </w:pPr>
       <w:r>
-        <w:t xml:space="preserve">☑  AI 활용 및 검증 과정 설명</w:t>
+        <w:t xml:space="preserve">☑  AI·인터넷 활용 및 검증 과정 설명</w:t>
       </w:r>
     </w:p>
     <w:p>
@@ -1943,7 +1921,7 @@
               <w:spacing w:before="0" w:after="60"/>
             </w:pPr>
             <w:r>
-              <w:t xml:space="preserve">☐  0점: 시뮬레이션 미완성 또는 미동작</w:t>
+              <w:t xml:space="preserve">☐  0점: 회로도 또는 진리표가 미완성이거나 논리적으로 맞지 않음</w:t>
             </w:r>
           </w:p>
         </w:tc>
@@ -1957,7 +1935,7 @@
               <w:spacing w:before="0" w:after="60"/>
             </w:pPr>
             <w:r>
-              <w:t xml:space="preserve">☐  2점: 일부 입력에서만 정상 동작</w:t>
+              <w:t xml:space="preserve">☐  2점: 일부 입력 조건에서만 동작을 올바르게 검증함</w:t>
             </w:r>
           </w:p>
         </w:tc>
@@ -1971,7 +1949,7 @@
               <w:spacing w:before="0" w:after="60"/>
             </w:pPr>
             <w:r>
-              <w:t xml:space="preserve">☐  4점: 전체 입력에서 정상 동작하나 검증 기록 미흡</w:t>
+              <w:t xml:space="preserve">☐  4점: 전체 입력에서 논리적으로 정상 동작하나 검증 기록이 미흡함</w:t>
             </w:r>
           </w:p>
         </w:tc>
@@ -2019,7 +1997,7 @@
               <w:spacing w:before="0" w:after="60"/>
             </w:pPr>
             <w:r>
-              <w:t xml:space="preserve">☐  0점: 소자 선택 이유를 설명하지 못함(AI 제안을 그대로 옮겨 말하는 수준 포함)</w:t>
+              <w:t xml:space="preserve">☐  0점: 소자 선택 이유를 설명하지 못함(AI·인터넷에서 얻은 정보를 그대로 옮겨 말하는 수준 포함)</w:t>
             </w:r>
           </w:p>
         </w:tc>
@@ -2033,7 +2011,7 @@
               <w:spacing w:before="0" w:after="60"/>
             </w:pPr>
             <w:r>
-              <w:t xml:space="preserve">☐  2점: "AI가 그렇게 하라고 해서" 수준의 설명, 원리 설명 없음</w:t>
+              <w:t xml:space="preserve">☐  2점: "AI가(또는 인터넷에) 그렇게 하라고 해서" 수준의 설명, 원리 설명 없음</w:t>
             </w:r>
           </w:p>
         </w:tc>
@@ -2047,7 +2025,7 @@
               <w:spacing w:before="0" w:after="60"/>
             </w:pPr>
             <w:r>
-              <w:t xml:space="preserve">☐  4점: 소자 특성과 연결지어 설명하나, AI 제안을 검증 없이 수용한 부분이 남아있음</w:t>
+              <w:t xml:space="preserve">☐  4점: 소자 특성과 연결지어 설명하나, AI·인터넷에서 얻은 정보를 검증 없이 수용한 부분이 남아있음</w:t>
             </w:r>
           </w:p>
         </w:tc>
@@ -2061,7 +2039,7 @@
               <w:spacing w:before="0" w:after="60"/>
             </w:pPr>
             <w:r>
-              <w:t xml:space="preserve">☑  6점: 동작 원리에 근거해 논리적으로 설명하며, AI 제안 중 스스로 확인·수정한 부분을 구체적으로 제시함</w:t>
+              <w:t xml:space="preserve">☑  6점: 동작 원리에 근거해 논리적으로 설명하며, AI·인터넷에서 얻은 정보 중 스스로 확인·수정한 부분을 구체적으로 제시함</w:t>
             </w:r>
           </w:p>
         </w:tc>
